--- a/vozrageniya_fixed.docx
+++ b/vozrageniya_fixed.docx
@@ -165,7 +165,17 @@
     </w:p>
     <w:p/>
     <w:p>
-      <w:r>
+      <w:pPr>
+        <w:rPr>
+          <w:i/>
+          <w:iCs/>
+        </w:rPr>
+      </w:pPr>
+      <w:r>
+        <w:rPr>
+          <w:i/>
+          <w:iCs/>
+        </w:rPr>
         <w:t>1. Продавец заявляет свои Возражения по Приложению № 1 к Договору в отношении количества товара в составе вывезенных Грузовых мест:</w:t>
       </w:r>
     </w:p>

--- a/vozrageniya_fixed.docx
+++ b/vozrageniya_fixed.docx
@@ -327,7 +327,72 @@
         <w:t>Продавец: {{Фирма}}</w:t>
       </w:r>
     </w:p>
-    <w:p/>
+    <w:p>
+      <w:r>
+        <w:rPr>
+          <w:b/>
+          <w:bCs/>
+          <w:noProof/>
+          <w:sz w:val="28"/>
+          <w:szCs w:val="28"/>
+        </w:rPr>
+        <w:drawing>
+          <wp:anchor distT="0" distB="0" distL="114300" distR="114300" simplePos="0" relativeHeight="251658240" behindDoc="0" locked="0" layoutInCell="1" allowOverlap="1" wp14:anchorId="409C4443" wp14:editId="73F43887">
+            <wp:simplePos x="0" y="0"/>
+            <wp:positionH relativeFrom="column">
+              <wp:posOffset>-318135</wp:posOffset>
+            </wp:positionH>
+            <wp:positionV relativeFrom="paragraph">
+              <wp:posOffset>112395</wp:posOffset>
+            </wp:positionV>
+            <wp:extent cx="962025" cy="962025"/>
+            <wp:effectExtent l="0" t="0" r="9525" b="9525"/>
+            <wp:wrapNone/>
+            <wp:docPr id="372702646" name="Рисунок 1"/>
+            <wp:cNvGraphicFramePr>
+              <a:graphicFrameLocks xmlns:a="http://schemas.openxmlformats.org/drawingml/2006/main" noChangeAspect="1"/>
+            </wp:cNvGraphicFramePr>
+            <a:graphic xmlns:a="http://schemas.openxmlformats.org/drawingml/2006/main">
+              <a:graphicData uri="http://schemas.openxmlformats.org/drawingml/2006/picture">
+                <pic:pic xmlns:pic="http://schemas.openxmlformats.org/drawingml/2006/picture">
+                  <pic:nvPicPr>
+                    <pic:cNvPr id="372702646" name="Рисунок 372702646"/>
+                    <pic:cNvPicPr/>
+                  </pic:nvPicPr>
+                  <pic:blipFill>
+                    <a:blip r:embed="rId5" cstate="print">
+                      <a:extLst>
+                        <a:ext uri="{28A0092B-C50C-407E-A947-70E740481C1C}">
+                          <a14:useLocalDpi xmlns:a14="http://schemas.microsoft.com/office/drawing/2010/main" val="0"/>
+                        </a:ext>
+                      </a:extLst>
+                    </a:blip>
+                    <a:stretch>
+                      <a:fillRect/>
+                    </a:stretch>
+                  </pic:blipFill>
+                  <pic:spPr>
+                    <a:xfrm>
+                      <a:off x="0" y="0"/>
+                      <a:ext cx="962025" cy="962025"/>
+                    </a:xfrm>
+                    <a:prstGeom prst="rect">
+                      <a:avLst/>
+                    </a:prstGeom>
+                  </pic:spPr>
+                </pic:pic>
+              </a:graphicData>
+            </a:graphic>
+            <wp14:sizeRelH relativeFrom="margin">
+              <wp14:pctWidth>0</wp14:pctWidth>
+            </wp14:sizeRelH>
+            <wp14:sizeRelV relativeFrom="margin">
+              <wp14:pctHeight>0</wp14:pctHeight>
+            </wp14:sizeRelV>
+          </wp:anchor>
+        </w:drawing>
+      </w:r>
+    </w:p>
     <w:p>
       <w:r>
         <w:t>Генеральный директор</w:t>
@@ -1580,4 +1645,16 @@
     </a:ext>
   </a:extLst>
 </a:theme>
+</file>
+
+<file path=customXml/item1.xml><?xml version="1.0" encoding="utf-8"?>
+<b:Sources xmlns:b="http://schemas.openxmlformats.org/officeDocument/2006/bibliography" xmlns="http://schemas.openxmlformats.org/officeDocument/2006/bibliography" SelectedStyle="\APASixthEditionOfficeOnline.xsl" StyleName="APA" Version="6"/>
+</file>
+
+<file path=customXml/itemProps1.xml><?xml version="1.0" encoding="utf-8"?>
+<ds:datastoreItem xmlns:ds="http://schemas.openxmlformats.org/officeDocument/2006/customXml" ds:itemID="{7148C0D7-93FA-4DE5-AE73-605B565129F1}">
+  <ds:schemaRefs>
+    <ds:schemaRef ds:uri="http://schemas.openxmlformats.org/officeDocument/2006/bibliography"/>
+  </ds:schemaRefs>
+</ds:datastoreItem>
 </file>